--- a/docs/05-governance/people-ops/policies/员工手册.docx
+++ b/docs/05-governance/people-ops/policies/员工手册.docx
@@ -2,7 +2,7 @@
 <file path=word/document.xml><?xml version="1.0" encoding="utf-8"?>
 <ns0:document xmlns:ns0="http://schemas.openxmlformats.org/wordprocessingml/2006/main" xmlns:ns1="http://schemas.openxmlformats.org/officeDocument/2006/relationships">
   <ns0:body>
-    <ns0:bookmarkStart ns0:id="53" ns0:name="员工手册"/>
+    <ns0:bookmarkStart ns0:id="52" ns0:name="员工手册-v1.1"/>
     <ns0:p>
       <ns0:pPr>
         <ns0:pStyle ns0:val="Heading1"/>
@@ -12,6 +12,82 @@
           <ns0:rFonts ns0:hint="eastAsia"/>
         </ns0:rPr>
         <ns0:t xml:space="preserve">员工手册</ns0:t>
+      </ns0:r>
+      <ns0:r>
+        <ns0:t xml:space="preserve"> v1.1</ns0:t>
+      </ns0:r>
+    </ns0:p>
+    <ns0:p>
+      <ns0:pPr>
+        <ns0:pStyle ns0:val="BlockText"/>
+      </ns0:pPr>
+      <ns0:r>
+        <ns0:rPr>
+          <ns0:rFonts ns0:hint="eastAsia"/>
+          <ns0:b/>
+          <ns0:bCs/>
+        </ns0:rPr>
+        <ns0:t xml:space="preserve">适用范围</ns0:t>
+      </ns0:r>
+      <ns0:r>
+        <ns0:rPr>
+          <ns0:rFonts ns0:hint="eastAsia"/>
+        </ns0:rPr>
+        <ns0:t xml:space="preserve">：本版本自</ns0:t>
+      </ns0:r>
+      <ns0:r>
+        <ns0:t xml:space="preserve"> </ns0:t>
+      </ns0:r>
+      <ns0:r>
+        <ns0:rPr>
+          <ns0:b/>
+          <ns0:bCs/>
+        </ns0:rPr>
+        <ns0:t xml:space="preserve">2026 </ns0:t>
+      </ns0:r>
+      <ns0:r>
+        <ns0:rPr>
+          <ns0:rFonts ns0:hint="eastAsia"/>
+          <ns0:b/>
+          <ns0:bCs/>
+        </ns0:rPr>
+        <ns0:t xml:space="preserve">年</ns0:t>
+      </ns0:r>
+      <ns0:r>
+        <ns0:rPr>
+          <ns0:b/>
+          <ns0:bCs/>
+        </ns0:rPr>
+        <ns0:t xml:space="preserve"> 7 </ns0:t>
+      </ns0:r>
+      <ns0:r>
+        <ns0:rPr>
+          <ns0:rFonts ns0:hint="eastAsia"/>
+          <ns0:b/>
+          <ns0:bCs/>
+        </ns0:rPr>
+        <ns0:t xml:space="preserve">月</ns0:t>
+      </ns0:r>
+      <ns0:r>
+        <ns0:rPr>
+          <ns0:b/>
+          <ns0:bCs/>
+        </ns0:rPr>
+        <ns0:t xml:space="preserve"> 27 </ns0:t>
+      </ns0:r>
+      <ns0:r>
+        <ns0:rPr>
+          <ns0:rFonts ns0:hint="eastAsia"/>
+          <ns0:b/>
+          <ns0:bCs/>
+        </ns0:rPr>
+        <ns0:t xml:space="preserve">日</ns0:t>
+      </ns0:r>
+      <ns0:r>
+        <ns0:rPr>
+          <ns0:rFonts ns0:hint="eastAsia"/>
+        </ns0:rPr>
+        <ns0:t xml:space="preserve">起生效，适用于自高璇开始、于该日及以后入职的员工。此前已入职并签署原版《员工手册》的员工继续适用原版，除非公司另行依法完成修订、公示与告知。</ns0:t>
       </ns0:r>
     </ns0:p>
     <ns0:p>
@@ -439,7 +515,21 @@
         <ns0:rPr>
           <ns0:rFonts ns0:hint="eastAsia"/>
         </ns0:rPr>
-        <ns0:t xml:space="preserve">公司暂不设置打卡机制，以结果和诚信为基础</ns0:t>
+        <ns0:t xml:space="preserve">公司实行</ns0:t>
+      </ns0:r>
+      <ns0:r>
+        <ns0:rPr>
+          <ns0:rFonts ns0:hint="eastAsia"/>
+          <ns0:b/>
+          <ns0:bCs/>
+        </ns0:rPr>
+        <ns0:t xml:space="preserve">飞书考勤打卡机制</ns0:t>
+      </ns0:r>
+      <ns0:r>
+        <ns0:rPr>
+          <ns0:rFonts ns0:hint="eastAsia"/>
+        </ns0:rPr>
+        <ns0:t xml:space="preserve">。员工应在工作日通过飞书完成上班、下班打卡。</ns0:t>
       </ns0:r>
     </ns0:p>
     <ns0:p>
@@ -454,7 +544,52 @@
         <ns0:rPr>
           <ns0:rFonts ns0:hint="eastAsia"/>
         </ns0:rPr>
-        <ns0:t xml:space="preserve">长期无故缺席或严重影响团队协作的，将按旷工处理</ns0:t>
+        <ns0:t xml:space="preserve">经批准的请假、出差、外出及远程办公，应同步通过飞书提交或关联对应的考勤记录。</ns0:t>
+      </ns0:r>
+    </ns0:p>
+    <ns0:p>
+      <ns0:pPr>
+        <ns0:pStyle ns0:val="Compact"/>
+        <ns0:numPr>
+          <ns0:ilvl ns0:val="0"/>
+          <ns0:numId ns0:val="1005"/>
+        </ns0:numPr>
+      </ns0:pPr>
+      <ns0:r>
+        <ns0:rPr>
+          <ns0:rFonts ns0:hint="eastAsia"/>
+        </ns0:rPr>
+        <ns0:t xml:space="preserve">因系统、设备或其他合理原因未能正常打卡的，应及时向直属上级说明，并最迟于下一个工作日内在飞书提交补卡申请。</ns0:t>
+      </ns0:r>
+    </ns0:p>
+    <ns0:p>
+      <ns0:pPr>
+        <ns0:pStyle ns0:val="Compact"/>
+        <ns0:numPr>
+          <ns0:ilvl ns0:val="0"/>
+          <ns0:numId ns0:val="1005"/>
+        </ns0:numPr>
+      </ns0:pPr>
+      <ns0:r>
+        <ns0:rPr>
+          <ns0:rFonts ns0:hint="eastAsia"/>
+        </ns0:rPr>
+        <ns0:t xml:space="preserve">考勤记录是确认出勤情况的依据之一，不作为评价工作结果的唯一标准。</ns0:t>
+      </ns0:r>
+    </ns0:p>
+    <ns0:p>
+      <ns0:pPr>
+        <ns0:pStyle ns0:val="Compact"/>
+        <ns0:numPr>
+          <ns0:ilvl ns0:val="0"/>
+          <ns0:numId ns0:val="1005"/>
+        </ns0:numPr>
+      </ns0:pPr>
+      <ns0:r>
+        <ns0:rPr>
+          <ns0:rFonts ns0:hint="eastAsia"/>
+        </ns0:rPr>
+        <ns0:t xml:space="preserve">长期无故缺席、无正当理由反复不打卡或严重影响团队协作的，将按公司制度及法律规定处理。</ns0:t>
       </ns0:r>
     </ns0:p>
     <ns0:bookmarkEnd ns0:id="24"/>
@@ -1086,25 +1221,7 @@
         <ns0:rPr>
           <ns0:rFonts ns0:hint="eastAsia"/>
         </ns0:rPr>
-        <ns0:t xml:space="preserve">基数为</ns0:t>
-      </ns0:r>
-      <ns0:r>
-        <ns0:t xml:space="preserve"> </ns0:t>
-      </ns0:r>
-      <ns0:r>
-        <ns0:rPr>
-          <ns0:b/>
-          <ns0:bCs/>
-        </ns0:rPr>
-        <ns0:t xml:space="preserve">1 </ns0:t>
-      </ns0:r>
-      <ns0:r>
-        <ns0:rPr>
-          <ns0:rFonts ns0:hint="eastAsia"/>
-          <ns0:b/>
-          <ns0:bCs/>
-        </ns0:rPr>
-        <ns0:t xml:space="preserve">个月转正工资</ns0:t>
+        <ns0:t xml:space="preserve">年终奖属于非固定、非承诺性激励，不构成固定工资组成部分。</ns0:t>
       </ns0:r>
     </ns0:p>
     <ns0:p>
@@ -1119,7 +1236,7 @@
         <ns0:rPr>
           <ns0:rFonts ns0:hint="eastAsia"/>
         </ns0:rPr>
-        <ns0:t xml:space="preserve">根据公司年度经营状况及个人绩效考核结果浮动发放</ns0:t>
+        <ns0:t xml:space="preserve">公司可结合年度经营状况、个人绩效、实际在职时间及发放时在职状态，决定是否发放及具体金额。</ns0:t>
       </ns0:r>
     </ns0:p>
     <ns0:p>
@@ -1134,7 +1251,7 @@
         <ns0:rPr>
           <ns0:rFonts ns0:hint="eastAsia"/>
         </ns0:rPr>
-        <ns0:t xml:space="preserve">须当年已转正且发放时在职</ns0:t>
+        <ns0:t xml:space="preserve">员工的录用通知、劳动合同或公司专项奖金方案另有明确约定的，按相应书面约定执行。</ns0:t>
       </ns0:r>
     </ns0:p>
     <ns0:bookmarkEnd ns0:id="30"/>
@@ -1161,7 +1278,7 @@
         <ns0:rPr>
           <ns0:rFonts ns0:hint="eastAsia"/>
         </ns0:rPr>
-        <ns0:t xml:space="preserve">公司设有季度及月度奖金机制，根据公司经营指标及个人目标达成情况发放，具体细则由管理层另行通知。</ns0:t>
+        <ns0:t xml:space="preserve">公司不承诺固定发放月度或季度奖金。公司可根据经营状况、阶段目标及个人贡献另行制定专项激励方案；是否设置、适用范围及发放标准，以公司届时书面通知为准。</ns0:t>
       </ns0:r>
     </ns0:p>
     <ns0:bookmarkEnd ns0:id="31"/>
@@ -1716,7 +1833,7 @@
         <ns0:rPr>
           <ns0:rFonts ns0:hint="eastAsia"/>
         </ns0:rPr>
-        <ns0:t xml:space="preserve">季度：综合绩效评估，与季度奖金挂钩</ns0:t>
+        <ns0:t xml:space="preserve">季度：综合绩效评估，用于工作反馈与阶段目标校准</ns0:t>
       </ns0:r>
     </ns0:p>
     <ns0:p>
@@ -1731,7 +1848,7 @@
         <ns0:rPr>
           <ns0:rFonts ns0:hint="eastAsia"/>
         </ns0:rPr>
-        <ns0:t xml:space="preserve">年度：年度综合评估，与年终奖及晋升挂钩</ns0:t>
+        <ns0:t xml:space="preserve">年度：年度综合评估，作为年终激励、晋升与调薪的参考之一</ns0:t>
       </ns0:r>
     </ns0:p>
     <ns0:bookmarkEnd ns0:id="37"/>
@@ -2496,7 +2613,7 @@
         <ns0:rPr>
           <ns0:rFonts ns0:hint="eastAsia"/>
         </ns0:rPr>
-        <ns0:t xml:space="preserve">提交离职申请，获上级确认</ns0:t>
+        <ns0:t xml:space="preserve">向公司提交书面离职通知</ns0:t>
       </ns0:r>
     </ns0:p>
     <ns0:p>
@@ -2567,7 +2684,7 @@
         <ns0:rPr>
           <ns0:rFonts ns0:hint="eastAsia"/>
         </ns0:rPr>
-        <ns0:t xml:space="preserve">未完成交接或未满通知期擅自离岗的，公司有权依法扣除相应工资或主张赔偿。</ns0:t>
+        <ns0:t xml:space="preserve">员工应依法履行通知及工作交接义务。因员工违反相关义务给公司造成实际且可证明损失的，公司可依法主张赔偿；公司仍依法结清员工已提供劳动对应的工资。</ns0:t>
       </ns0:r>
     </ns0:p>
     <ns0:bookmarkEnd ns0:id="49"/>
@@ -2749,128 +2866,10 @@
       </ns0:r>
     </ns0:p>
     <ns0:bookmarkEnd ns0:id="51"/>
-    <ns0:bookmarkStart ns0:id="52" ns0:name="修订说明"/>
-    <ns0:p>
-      <ns0:pPr>
-        <ns0:pStyle ns0:val="Heading2"/>
-      </ns0:pPr>
-      <ns0:r>
-        <ns0:rPr>
-          <ns0:rFonts ns0:hint="eastAsia"/>
-        </ns0:rPr>
-        <ns0:t xml:space="preserve">修订说明</ns0:t>
-      </ns0:r>
-    </ns0:p>
-    <ns0:tbl>
-      <ns0:tblPr>
-        <ns0:tblStyle ns0:val="Table"/>
-        <ns0:tblW ns0:type="pct" ns0:w="5000"/>
-        <ns0:tblLayout ns0:type="fixed"/>
-        <ns0:tblLook ns0:firstRow="1" ns0:lastRow="0" ns0:firstColumn="0" ns0:lastColumn="0" ns0:noHBand="0" ns0:noVBand="0" ns0:val="0020"/>
-      </ns0:tblPr>
-      <ns0:tblGrid>
-        <ns0:gridCol ns0:w="2640"/>
-        <ns0:gridCol ns0:w="2640"/>
-        <ns0:gridCol ns0:w="2640"/>
-      </ns0:tblGrid>
-      <ns0:tr>
-        <ns0:trPr>
-          <ns0:tblHeader ns0:val="on"/>
-        </ns0:trPr>
-        <ns0:tc>
-          <ns0:tcPr/>
-          <ns0:p>
-            <ns0:pPr>
-              <ns0:pStyle ns0:val="Compact"/>
-            </ns0:pPr>
-            <ns0:r>
-              <ns0:rPr>
-                <ns0:rFonts ns0:hint="eastAsia"/>
-              </ns0:rPr>
-              <ns0:t xml:space="preserve">日期</ns0:t>
-            </ns0:r>
-          </ns0:p>
-        </ns0:tc>
-        <ns0:tc>
-          <ns0:tcPr/>
-          <ns0:p>
-            <ns0:pPr>
-              <ns0:pStyle ns0:val="Compact"/>
-            </ns0:pPr>
-            <ns0:r>
-              <ns0:rPr>
-                <ns0:rFonts ns0:hint="eastAsia"/>
-              </ns0:rPr>
-              <ns0:t xml:space="preserve">修订人</ns0:t>
-            </ns0:r>
-          </ns0:p>
-        </ns0:tc>
-        <ns0:tc>
-          <ns0:tcPr/>
-          <ns0:p>
-            <ns0:pPr>
-              <ns0:pStyle ns0:val="Compact"/>
-            </ns0:pPr>
-            <ns0:r>
-              <ns0:rPr>
-                <ns0:rFonts ns0:hint="eastAsia"/>
-              </ns0:rPr>
-              <ns0:t xml:space="preserve">内容</ns0:t>
-            </ns0:r>
-          </ns0:p>
-        </ns0:tc>
-      </ns0:tr>
-      <ns0:tr>
-        <ns0:tc>
-          <ns0:tcPr/>
-          <ns0:p>
-            <ns0:pPr>
-              <ns0:pStyle ns0:val="Compact"/>
-            </ns0:pPr>
-            <ns0:r>
-              <ns0:t xml:space="preserve">2026-05-27</ns0:t>
-            </ns0:r>
-          </ns0:p>
-        </ns0:tc>
-        <ns0:tc>
-          <ns0:tcPr/>
-          <ns0:p>
-            <ns0:pPr>
-              <ns0:pStyle ns0:val="Compact"/>
-            </ns0:pPr>
-            <ns0:r>
-              <ns0:t xml:space="preserve">hr-lead</ns0:t>
-            </ns0:r>
-          </ns0:p>
-        </ns0:tc>
-        <ns0:tc>
-          <ns0:tcPr/>
-          <ns0:p>
-            <ns0:pPr>
-              <ns0:pStyle ns0:val="Compact"/>
-            </ns0:pPr>
-            <ns0:r>
-              <ns0:rPr>
-                <ns0:rFonts ns0:hint="eastAsia"/>
-              </ns0:rPr>
-              <ns0:t xml:space="preserve">新增</ns0:t>
-            </ns0:r>
-            <ns0:r>
-              <ns0:t xml:space="preserve"> </ns0:t>
-            </ns0:r>
-            <ns0:r>
-              <ns0:rPr>
-                <ns0:rFonts ns0:hint="eastAsia"/>
-              </ns0:rPr>
-              <ns0:t xml:space="preserve">§4.8「报销开票信息」小节，公布公司发票抬头与税号，方便员工对外消费报销</ns0:t>
-            </ns0:r>
-          </ns0:p>
-        </ns0:tc>
-      </ns0:tr>
-    </ns0:tbl>
     <ns0:bookmarkEnd ns0:id="52"/>
-    <ns0:bookmarkEnd ns0:id="53"/>
     <ns0:sectPr>
+      <ns0:pgSz ns0:w="11906" ns0:h="16838"/>
+      <ns0:pgMar ns0:top="1134" ns0:right="1134" ns0:bottom="1134" ns0:left="1134" ns0:header="567" ns0:footer="567" ns0:gutter="0"/>
       <ns0:headerReference ns1:id="rId9" ns0:type="default"/>
       <ns0:footerReference ns1:id="rId10" ns0:type="default"/>
       <ns0:footnotePr>
@@ -2889,26 +2888,40 @@
 <w:ftr xmlns:w="http://schemas.openxmlformats.org/wordprocessingml/2006/main" xmlns:mc="http://schemas.openxmlformats.org/markup-compatibility/2006" mc:Ignorable="w14 wp14">
   <w:p>
     <w:pPr>
-      <w:pStyle w:val="Footer"/>
-      <w:jc w:val="center"/>
+      <w:tabs>
+        <w:tab w:val="right" w:pos="9638"/>
+      </w:tabs>
     </w:pPr>
     <w:r>
       <w:rPr>
-        <w:sz w:val="18"/>
+        <w:rFonts w:ascii="Microsoft YaHei" w:hAnsi="Microsoft YaHei" w:eastAsia="Microsoft YaHei" w:cs="Microsoft YaHei"/>
+        <w:sz w:val="16"/>
+        <w:szCs w:val="16"/>
       </w:rPr>
-      <w:t xml:space="preserve">第 </w:t>
+      <w:t xml:space="preserve">广州进格智能科技有限公司  员工手册 v1.1</w:t>
+    </w:r>
+    <w:r>
+      <w:rPr>
+        <w:rFonts w:ascii="Microsoft YaHei" w:hAnsi="Microsoft YaHei" w:eastAsia="Microsoft YaHei" w:cs="Microsoft YaHei"/>
+        <w:sz w:val="16"/>
+        <w:szCs w:val="16"/>
+      </w:rPr>
+      <w:t xml:space="preserve">	第 </w:t>
     </w:r>
     <w:fldSimple w:instr=" PAGE ">
       <w:r>
         <w:rPr>
-          <w:sz w:val="18"/>
+          <w:rFonts w:ascii="Microsoft YaHei" w:hAnsi="Microsoft YaHei" w:eastAsia="Microsoft YaHei"/>
+          <w:sz w:val="16"/>
         </w:rPr>
         <w:t>1</w:t>
       </w:r>
     </w:fldSimple>
     <w:r>
       <w:rPr>
-        <w:sz w:val="18"/>
+        <w:rFonts w:ascii="Microsoft YaHei" w:hAnsi="Microsoft YaHei" w:eastAsia="Microsoft YaHei" w:cs="Microsoft YaHei"/>
+        <w:sz w:val="16"/>
+        <w:szCs w:val="16"/>
       </w:rPr>
       <w:t xml:space="preserve"> 页</w:t>
     </w:r>
@@ -2937,21 +2950,7 @@
 
 <file path=word/header1.xml><?xml version="1.0" encoding="utf-8"?>
 <w:hdr xmlns:w="http://schemas.openxmlformats.org/wordprocessingml/2006/main" xmlns:mc="http://schemas.openxmlformats.org/markup-compatibility/2006" mc:Ignorable="w14 wp14">
-  <w:p>
-    <w:pPr>
-      <w:pStyle w:val="Header"/>
-      <w:jc w:val="center"/>
-      <w:pBdr>
-        <w:bottom w:val="single" w:sz="4" w:space="1" w:color="AAAAAA"/>
-      </w:pBdr>
-    </w:pPr>
-    <w:r>
-      <w:rPr>
-        <w:sz w:val="18"/>
-      </w:rPr>
-      <w:t>广州进格智能科技有限公司</w:t>
-    </w:r>
-  </w:p>
+  <w:p/>
 </w:hdr>
 </file>
 
@@ -4345,9 +4344,9 @@
     </a:clrScheme>
     <a:fontScheme name="Office">
       <a:majorFont>
-        <a:latin typeface="Aptos Display" panose="02110004020202020204"/>
-        <a:ea typeface=""/>
-        <a:cs typeface=""/>
+        <a:latin typeface="Microsoft YaHei" panose="02110004020202020204"/>
+        <a:ea typeface="Microsoft YaHei"/>
+        <a:cs typeface="Microsoft YaHei"/>
         <a:font script="Jpan" typeface="游ゴシック Light"/>
         <a:font script="Hang" typeface="맑은 고딕"/>
         <a:font script="Hans" typeface="等线 Light"/>
@@ -4397,9 +4396,9 @@
         <a:font script="Tfng" typeface="Ebrima"/>
       </a:majorFont>
       <a:minorFont>
-        <a:latin typeface="Aptos" panose="02110004020202020204"/>
-        <a:ea typeface=""/>
-        <a:cs typeface=""/>
+        <a:latin typeface="Microsoft YaHei" panose="02110004020202020204"/>
+        <a:ea typeface="Microsoft YaHei"/>
+        <a:cs typeface="Microsoft YaHei"/>
         <a:font script="Jpan" typeface="游明朝"/>
         <a:font script="Hang" typeface="맑은 고딕"/>
         <a:font script="Hans" typeface="等线"/>
